--- a/docs/files/f30_文雪_山东大学_埃梯梯精密机械制造（无锡）有限公司_供应链实习生-无锡（2027届）（物流计划方向）.docx
+++ b/docs/files/f30_文雪_山东大学_埃梯梯精密机械制造（无锡）有限公司_供应链实习生-无锡（2027届）（物流计划方向）.docx
@@ -2610,7 +2610,7 @@
                 <w:b w:val="0"/>
                 <w:sz w:val="21"/>
               </w:rPr>
-              <w:t>库存管理：落实门店原辅料日盘与效期管理流程，每日核对食材有效期并打印失效单据，保持库存账实一致</w:t>
+              <w:t>收货核对：门店配送到货时点数、核对品种与数量，缺件或破损当场上报</w:t>
             </w:r>
           </w:p>
           <w:p>
@@ -2649,7 +2649,7 @@
                 <w:b w:val="0"/>
                 <w:sz w:val="21"/>
               </w:rPr>
-              <w:t>需求准备：依据销售消耗规律提醒仓库解冻备货、同步门店补货需求，降低物料损耗与缺货风险</w:t>
+              <w:t>补货协同：根据当天销售与消耗情况提醒补充常用原料，协助保持门店物料供应顺畅</w:t>
             </w:r>
           </w:p>
         </w:tc>
